--- a/flow/20230914_vu_template/drafts/2023-11-u/05-НД-Гл.5-мчч.Галактіона і Епістими.docx
+++ b/flow/20230914_vu_template/drafts/2023-11-u/05-НД-Гл.5-мчч.Галактіона і Епістими.docx
@@ -7754,6 +7754,88 @@
       </w:r>
     </w:p>
     <w:p>
+      <w:pPr/>
+      <w:r>
+        <w:rPr>
+          <w:rFonts w:ascii="Times New Roman" w:hAnsi="Times New Roman"/>
+          <w:i/>
+          <w:color w:val="FF0000"/>
+          <w:sz w:val="24"/>
+        </w:rPr>
+        <w:t>Тропар (г. 5):</w:t>
+      </w:r>
+      <w:r>
+        <w:rPr>
+          <w:rFonts w:ascii="Times New Roman" w:hAnsi="Times New Roman"/>
+          <w:sz w:val="24"/>
+        </w:rPr>
+        <w:t xml:space="preserve"> Собезначальне Слово Отцю і Духові, * від Діви роджене на спасення наше, * оспіваймо, вірні, і поклонімся, * бо благоволив плоттю зійти на хрест * і смерть перетерпіти, і воскресити умерлих </w:t>
+      </w:r>
+      <w:r>
+        <w:rPr>
+          <w:rFonts w:ascii="Times New Roman" w:hAnsi="Times New Roman"/>
+          <w:sz w:val="24"/>
+        </w:rPr>
+        <w:t>* славним воскресі</w:t>
+      </w:r>
+      <w:r>
+        <w:rPr>
+          <w:rFonts w:ascii="Times New Roman" w:hAnsi="Times New Roman"/>
+          <w:sz w:val="24"/>
+        </w:rPr>
+        <w:t>нням своїм.</w:t>
+      </w:r>
+    </w:p>
+    <w:p>
+      <w:pPr/>
+      <w:r>
+        <w:rPr>
+          <w:rFonts w:ascii="Times New Roman" w:hAnsi="Times New Roman"/>
+          <w:i/>
+          <w:color w:val="FF0000"/>
+          <w:sz w:val="24"/>
+        </w:rPr>
+        <w:t>Тропар (г. 4):</w:t>
+      </w:r>
+      <w:r>
+        <w:rPr>
+          <w:rFonts w:ascii="Times New Roman" w:hAnsi="Times New Roman"/>
+          <w:color w:val="FF0000"/>
+          <w:sz w:val="24"/>
+        </w:rPr>
+        <w:t xml:space="preserve"> </w:t>
+      </w:r>
+      <w:r>
+        <w:rPr>
+          <w:rFonts w:ascii="Times New Roman" w:hAnsi="Times New Roman"/>
+          <w:color w:val="000000"/>
+          <w:sz w:val="24"/>
+        </w:rPr>
+        <w:t xml:space="preserve">Мученики Твої, Господи,* у стражданнях своїх прийняли вінець нетлінний від Тебе, Бога нашого,* мавши бо кріпость Твою, вони мучителів подолали,* сокрушили і демонів зухвальства безсильні.* Їх </w:t>
+      </w:r>
+      <w:r>
+        <w:rPr>
+          <w:rFonts w:ascii="Times New Roman" w:hAnsi="Times New Roman"/>
+          <w:color w:val="000000"/>
+          <w:sz w:val="24"/>
+        </w:rPr>
+        <w:t>молитвами спаси душі наші.</w:t>
+      </w:r>
+    </w:p>
+    <w:p>
+      <w:pPr/>
+      <w:r>
+        <w:rPr>
+          <w:b/>
+        </w:rPr>
+        <w:t xml:space="preserve">І нині: </w:t>
+      </w:r>
+      <w:r>
+        <w:rPr/>
+        <w:t>богородичний</w:t>
+      </w:r>
+    </w:p>
+    <w:p>
       <w:pPr>
         <w:pStyle w:val="Heading2"/>
         <w:spacing w:after="120" w:before="0" w:lineRule="auto"/>
@@ -12651,6 +12733,88 @@
       </w:r>
     </w:p>
     <w:p>
+      <w:pPr/>
+      <w:r>
+        <w:rPr>
+          <w:rFonts w:ascii="Times New Roman" w:hAnsi="Times New Roman"/>
+          <w:i/>
+          <w:color w:val="FF0000"/>
+          <w:sz w:val="24"/>
+        </w:rPr>
+        <w:t>Тропар (г. 5):</w:t>
+      </w:r>
+      <w:r>
+        <w:rPr>
+          <w:rFonts w:ascii="Times New Roman" w:hAnsi="Times New Roman"/>
+          <w:sz w:val="24"/>
+        </w:rPr>
+        <w:t xml:space="preserve"> Собезначальне Слово Отцю і Духові, * від Діви роджене на спасення наше, * оспіваймо, вірні, і поклонімся, * бо благоволив плоттю зійти на хрест * і смерть перетерпіти, і воскресити умерлих </w:t>
+      </w:r>
+      <w:r>
+        <w:rPr>
+          <w:rFonts w:ascii="Times New Roman" w:hAnsi="Times New Roman"/>
+          <w:sz w:val="24"/>
+        </w:rPr>
+        <w:t>* славним воскресі</w:t>
+      </w:r>
+      <w:r>
+        <w:rPr>
+          <w:rFonts w:ascii="Times New Roman" w:hAnsi="Times New Roman"/>
+          <w:sz w:val="24"/>
+        </w:rPr>
+        <w:t>нням своїм.</w:t>
+      </w:r>
+    </w:p>
+    <w:p>
+      <w:pPr/>
+      <w:r>
+        <w:rPr>
+          <w:rFonts w:ascii="Times New Roman" w:hAnsi="Times New Roman"/>
+          <w:i/>
+          <w:color w:val="FF0000"/>
+          <w:sz w:val="24"/>
+        </w:rPr>
+        <w:t>Тропар (г. 4):</w:t>
+      </w:r>
+      <w:r>
+        <w:rPr>
+          <w:rFonts w:ascii="Times New Roman" w:hAnsi="Times New Roman"/>
+          <w:color w:val="FF0000"/>
+          <w:sz w:val="24"/>
+        </w:rPr>
+        <w:t xml:space="preserve"> </w:t>
+      </w:r>
+      <w:r>
+        <w:rPr>
+          <w:rFonts w:ascii="Times New Roman" w:hAnsi="Times New Roman"/>
+          <w:color w:val="000000"/>
+          <w:sz w:val="24"/>
+        </w:rPr>
+        <w:t xml:space="preserve">Мученики Твої, Господи,* у стражданнях своїх прийняли вінець нетлінний від Тебе, Бога нашого,* мавши бо кріпость Твою, вони мучителів подолали,* сокрушили і демонів зухвальства безсильні.* Їх </w:t>
+      </w:r>
+      <w:r>
+        <w:rPr>
+          <w:rFonts w:ascii="Times New Roman" w:hAnsi="Times New Roman"/>
+          <w:color w:val="000000"/>
+          <w:sz w:val="24"/>
+        </w:rPr>
+        <w:t>молитвами спаси душі наші.</w:t>
+      </w:r>
+    </w:p>
+    <w:p>
+      <w:pPr/>
+      <w:r>
+        <w:rPr>
+          <w:b/>
+        </w:rPr>
+        <w:t xml:space="preserve">І нині: </w:t>
+      </w:r>
+      <w:r>
+        <w:rPr/>
+        <w:t>богородичний</w:t>
+      </w:r>
+    </w:p>
+    <w:p>
       <w:pPr>
         <w:pStyle w:val="Heading3"/>
         <w:spacing w:after="120" w:before="0" w:lineRule="auto"/>
@@ -13142,6 +13306,88 @@
         <w:rPr>
           <w:rtl w:val="0"/>
         </w:rPr>
+      </w:r>
+    </w:p>
+    <w:p>
+      <w:pPr/>
+      <w:r>
+        <w:rPr>
+          <w:rFonts w:ascii="Times New Roman" w:hAnsi="Times New Roman"/>
+          <w:i/>
+          <w:color w:val="FF0000"/>
+          <w:sz w:val="24"/>
+        </w:rPr>
+        <w:t>Тропар (г. 5):</w:t>
+      </w:r>
+      <w:r>
+        <w:rPr>
+          <w:rFonts w:ascii="Times New Roman" w:hAnsi="Times New Roman"/>
+          <w:sz w:val="24"/>
+        </w:rPr>
+        <w:t xml:space="preserve"> Собезначальне Слово Отцю і Духові, * від Діви роджене на спасення наше, * оспіваймо, вірні, і поклонімся, * бо благоволив плоттю зійти на хрест * і смерть перетерпіти, і воскресити умерлих </w:t>
+      </w:r>
+      <w:r>
+        <w:rPr>
+          <w:rFonts w:ascii="Times New Roman" w:hAnsi="Times New Roman"/>
+          <w:sz w:val="24"/>
+        </w:rPr>
+        <w:t>* славним воскресі</w:t>
+      </w:r>
+      <w:r>
+        <w:rPr>
+          <w:rFonts w:ascii="Times New Roman" w:hAnsi="Times New Roman"/>
+          <w:sz w:val="24"/>
+        </w:rPr>
+        <w:t>нням своїм.</w:t>
+      </w:r>
+    </w:p>
+    <w:p>
+      <w:pPr/>
+      <w:r>
+        <w:rPr>
+          <w:rFonts w:ascii="Times New Roman" w:hAnsi="Times New Roman"/>
+          <w:i/>
+          <w:color w:val="FF0000"/>
+          <w:sz w:val="24"/>
+        </w:rPr>
+        <w:t>Тропар (г. 4):</w:t>
+      </w:r>
+      <w:r>
+        <w:rPr>
+          <w:rFonts w:ascii="Times New Roman" w:hAnsi="Times New Roman"/>
+          <w:color w:val="FF0000"/>
+          <w:sz w:val="24"/>
+        </w:rPr>
+        <w:t xml:space="preserve"> </w:t>
+      </w:r>
+      <w:r>
+        <w:rPr>
+          <w:rFonts w:ascii="Times New Roman" w:hAnsi="Times New Roman"/>
+          <w:color w:val="000000"/>
+          <w:sz w:val="24"/>
+        </w:rPr>
+        <w:t xml:space="preserve">Мученики Твої, Господи,* у стражданнях своїх прийняли вінець нетлінний від Тебе, Бога нашого,* мавши бо кріпость Твою, вони мучителів подолали,* сокрушили і демонів зухвальства безсильні.* Їх </w:t>
+      </w:r>
+      <w:r>
+        <w:rPr>
+          <w:rFonts w:ascii="Times New Roman" w:hAnsi="Times New Roman"/>
+          <w:color w:val="000000"/>
+          <w:sz w:val="24"/>
+        </w:rPr>
+        <w:t>молитвами спаси душі наші.</w:t>
+      </w:r>
+    </w:p>
+    <w:p>
+      <w:pPr/>
+      <w:r>
+        <w:rPr>
+          <w:b/>
+        </w:rPr>
+        <w:t xml:space="preserve">І нині: </w:t>
+      </w:r>
+      <w:r>
+        <w:rPr/>
+        <w:t>богородичний</w:t>
       </w:r>
     </w:p>
     <w:p>
@@ -14504,6 +14750,88 @@
       </w:r>
     </w:p>
     <w:p>
+      <w:pPr/>
+      <w:r>
+        <w:rPr>
+          <w:rFonts w:ascii="Times New Roman" w:hAnsi="Times New Roman"/>
+          <w:i/>
+          <w:color w:val="FF0000"/>
+          <w:sz w:val="24"/>
+        </w:rPr>
+        <w:t>Тропар (г. 5):</w:t>
+      </w:r>
+      <w:r>
+        <w:rPr>
+          <w:rFonts w:ascii="Times New Roman" w:hAnsi="Times New Roman"/>
+          <w:sz w:val="24"/>
+        </w:rPr>
+        <w:t xml:space="preserve"> Собезначальне Слово Отцю і Духові, * від Діви роджене на спасення наше, * оспіваймо, вірні, і поклонімся, * бо благоволив плоттю зійти на хрест * і смерть перетерпіти, і воскресити умерлих </w:t>
+      </w:r>
+      <w:r>
+        <w:rPr>
+          <w:rFonts w:ascii="Times New Roman" w:hAnsi="Times New Roman"/>
+          <w:sz w:val="24"/>
+        </w:rPr>
+        <w:t>* славним воскресі</w:t>
+      </w:r>
+      <w:r>
+        <w:rPr>
+          <w:rFonts w:ascii="Times New Roman" w:hAnsi="Times New Roman"/>
+          <w:sz w:val="24"/>
+        </w:rPr>
+        <w:t>нням своїм.</w:t>
+      </w:r>
+    </w:p>
+    <w:p>
+      <w:pPr/>
+      <w:r>
+        <w:rPr>
+          <w:rFonts w:ascii="Times New Roman" w:hAnsi="Times New Roman"/>
+          <w:i/>
+          <w:color w:val="FF0000"/>
+          <w:sz w:val="24"/>
+        </w:rPr>
+        <w:t>Тропар (г. 4):</w:t>
+      </w:r>
+      <w:r>
+        <w:rPr>
+          <w:rFonts w:ascii="Times New Roman" w:hAnsi="Times New Roman"/>
+          <w:color w:val="FF0000"/>
+          <w:sz w:val="24"/>
+        </w:rPr>
+        <w:t xml:space="preserve"> </w:t>
+      </w:r>
+      <w:r>
+        <w:rPr>
+          <w:rFonts w:ascii="Times New Roman" w:hAnsi="Times New Roman"/>
+          <w:color w:val="000000"/>
+          <w:sz w:val="24"/>
+        </w:rPr>
+        <w:t xml:space="preserve">Мученики Твої, Господи,* у стражданнях своїх прийняли вінець нетлінний від Тебе, Бога нашого,* мавши бо кріпость Твою, вони мучителів подолали,* сокрушили і демонів зухвальства безсильні.* Їх </w:t>
+      </w:r>
+      <w:r>
+        <w:rPr>
+          <w:rFonts w:ascii="Times New Roman" w:hAnsi="Times New Roman"/>
+          <w:color w:val="000000"/>
+          <w:sz w:val="24"/>
+        </w:rPr>
+        <w:t>молитвами спаси душі наші.</w:t>
+      </w:r>
+    </w:p>
+    <w:p>
+      <w:pPr/>
+      <w:r>
+        <w:rPr>
+          <w:b/>
+        </w:rPr>
+        <w:t xml:space="preserve">І нині: </w:t>
+      </w:r>
+      <w:r>
+        <w:rPr/>
+        <w:t>богородичний</w:t>
+      </w:r>
+    </w:p>
+    <w:p>
       <w:pPr>
         <w:pStyle w:val="Heading3"/>
         <w:spacing w:after="120" w:before="0" w:lineRule="auto"/>
@@ -17980,6 +18308,88 @@
       </w:r>
     </w:p>
     <w:p>
+      <w:pPr/>
+      <w:r>
+        <w:rPr>
+          <w:rFonts w:ascii="Times New Roman" w:hAnsi="Times New Roman"/>
+          <w:i/>
+          <w:color w:val="FF0000"/>
+          <w:sz w:val="24"/>
+        </w:rPr>
+        <w:t>Тропар (г. 5):</w:t>
+      </w:r>
+      <w:r>
+        <w:rPr>
+          <w:rFonts w:ascii="Times New Roman" w:hAnsi="Times New Roman"/>
+          <w:sz w:val="24"/>
+        </w:rPr>
+        <w:t xml:space="preserve"> Собезначальне Слово Отцю і Духові, * від Діви роджене на спасення наше, * оспіваймо, вірні, і поклонімся, * бо благоволив плоттю зійти на хрест * і смерть перетерпіти, і воскресити умерлих </w:t>
+      </w:r>
+      <w:r>
+        <w:rPr>
+          <w:rFonts w:ascii="Times New Roman" w:hAnsi="Times New Roman"/>
+          <w:sz w:val="24"/>
+        </w:rPr>
+        <w:t>* славним воскресі</w:t>
+      </w:r>
+      <w:r>
+        <w:rPr>
+          <w:rFonts w:ascii="Times New Roman" w:hAnsi="Times New Roman"/>
+          <w:sz w:val="24"/>
+        </w:rPr>
+        <w:t>нням своїм.</w:t>
+      </w:r>
+    </w:p>
+    <w:p>
+      <w:pPr/>
+      <w:r>
+        <w:rPr>
+          <w:rFonts w:ascii="Times New Roman" w:hAnsi="Times New Roman"/>
+          <w:i/>
+          <w:color w:val="FF0000"/>
+          <w:sz w:val="24"/>
+        </w:rPr>
+        <w:t>Тропар (г. 4):</w:t>
+      </w:r>
+      <w:r>
+        <w:rPr>
+          <w:rFonts w:ascii="Times New Roman" w:hAnsi="Times New Roman"/>
+          <w:color w:val="FF0000"/>
+          <w:sz w:val="24"/>
+        </w:rPr>
+        <w:t xml:space="preserve"> </w:t>
+      </w:r>
+      <w:r>
+        <w:rPr>
+          <w:rFonts w:ascii="Times New Roman" w:hAnsi="Times New Roman"/>
+          <w:color w:val="000000"/>
+          <w:sz w:val="24"/>
+        </w:rPr>
+        <w:t xml:space="preserve">Мученики Твої, Господи,* у стражданнях своїх прийняли вінець нетлінний від Тебе, Бога нашого,* мавши бо кріпость Твою, вони мучителів подолали,* сокрушили і демонів зухвальства безсильні.* Їх </w:t>
+      </w:r>
+      <w:r>
+        <w:rPr>
+          <w:rFonts w:ascii="Times New Roman" w:hAnsi="Times New Roman"/>
+          <w:color w:val="000000"/>
+          <w:sz w:val="24"/>
+        </w:rPr>
+        <w:t>молитвами спаси душі наші.</w:t>
+      </w:r>
+    </w:p>
+    <w:p>
+      <w:pPr/>
+      <w:r>
+        <w:rPr>
+          <w:b/>
+        </w:rPr>
+        <w:t xml:space="preserve">І нині: </w:t>
+      </w:r>
+      <w:r>
+        <w:rPr/>
+        <w:t>богородичний</w:t>
+      </w:r>
+    </w:p>
+    <w:p>
       <w:pPr>
         <w:pStyle w:val="Heading3"/>
         <w:spacing w:after="120" w:before="0" w:lineRule="auto"/>
@@ -19051,6 +19461,88 @@
         <w:rPr>
           <w:rtl w:val="0"/>
         </w:rPr>
+      </w:r>
+    </w:p>
+    <w:p>
+      <w:pPr/>
+      <w:r>
+        <w:rPr>
+          <w:rFonts w:ascii="Times New Roman" w:hAnsi="Times New Roman"/>
+          <w:i/>
+          <w:color w:val="FF0000"/>
+          <w:sz w:val="24"/>
+        </w:rPr>
+        <w:t>Тропар (г. 5):</w:t>
+      </w:r>
+      <w:r>
+        <w:rPr>
+          <w:rFonts w:ascii="Times New Roman" w:hAnsi="Times New Roman"/>
+          <w:sz w:val="24"/>
+        </w:rPr>
+        <w:t xml:space="preserve"> Собезначальне Слово Отцю і Духові, * від Діви роджене на спасення наше, * оспіваймо, вірні, і поклонімся, * бо благоволив плоттю зійти на хрест * і смерть перетерпіти, і воскресити умерлих </w:t>
+      </w:r>
+      <w:r>
+        <w:rPr>
+          <w:rFonts w:ascii="Times New Roman" w:hAnsi="Times New Roman"/>
+          <w:sz w:val="24"/>
+        </w:rPr>
+        <w:t>* славним воскресі</w:t>
+      </w:r>
+      <w:r>
+        <w:rPr>
+          <w:rFonts w:ascii="Times New Roman" w:hAnsi="Times New Roman"/>
+          <w:sz w:val="24"/>
+        </w:rPr>
+        <w:t>нням своїм.</w:t>
+      </w:r>
+    </w:p>
+    <w:p>
+      <w:pPr/>
+      <w:r>
+        <w:rPr>
+          <w:rFonts w:ascii="Times New Roman" w:hAnsi="Times New Roman"/>
+          <w:i/>
+          <w:color w:val="FF0000"/>
+          <w:sz w:val="24"/>
+        </w:rPr>
+        <w:t>Тропар (г. 4):</w:t>
+      </w:r>
+      <w:r>
+        <w:rPr>
+          <w:rFonts w:ascii="Times New Roman" w:hAnsi="Times New Roman"/>
+          <w:color w:val="FF0000"/>
+          <w:sz w:val="24"/>
+        </w:rPr>
+        <w:t xml:space="preserve"> </w:t>
+      </w:r>
+      <w:r>
+        <w:rPr>
+          <w:rFonts w:ascii="Times New Roman" w:hAnsi="Times New Roman"/>
+          <w:color w:val="000000"/>
+          <w:sz w:val="24"/>
+        </w:rPr>
+        <w:t xml:space="preserve">Мученики Твої, Господи,* у стражданнях своїх прийняли вінець нетлінний від Тебе, Бога нашого,* мавши бо кріпость Твою, вони мучителів подолали,* сокрушили і демонів зухвальства безсильні.* Їх </w:t>
+      </w:r>
+      <w:r>
+        <w:rPr>
+          <w:rFonts w:ascii="Times New Roman" w:hAnsi="Times New Roman"/>
+          <w:color w:val="000000"/>
+          <w:sz w:val="24"/>
+        </w:rPr>
+        <w:t>молитвами спаси душі наші.</w:t>
+      </w:r>
+    </w:p>
+    <w:p>
+      <w:pPr/>
+      <w:r>
+        <w:rPr>
+          <w:b/>
+        </w:rPr>
+        <w:t xml:space="preserve">І нині: </w:t>
+      </w:r>
+      <w:r>
+        <w:rPr/>
+        <w:t>богородичний</w:t>
       </w:r>
     </w:p>
     <w:p>
@@ -20480,6 +20972,88 @@
       </w:r>
     </w:p>
     <w:p>
+      <w:pPr/>
+      <w:r>
+        <w:rPr>
+          <w:rFonts w:ascii="Times New Roman" w:hAnsi="Times New Roman"/>
+          <w:i/>
+          <w:color w:val="FF0000"/>
+          <w:sz w:val="24"/>
+        </w:rPr>
+        <w:t>Тропар (г. 5):</w:t>
+      </w:r>
+      <w:r>
+        <w:rPr>
+          <w:rFonts w:ascii="Times New Roman" w:hAnsi="Times New Roman"/>
+          <w:sz w:val="24"/>
+        </w:rPr>
+        <w:t xml:space="preserve"> Собезначальне Слово Отцю і Духові, * від Діви роджене на спасення наше, * оспіваймо, вірні, і поклонімся, * бо благоволив плоттю зійти на хрест * і смерть перетерпіти, і воскресити умерлих </w:t>
+      </w:r>
+      <w:r>
+        <w:rPr>
+          <w:rFonts w:ascii="Times New Roman" w:hAnsi="Times New Roman"/>
+          <w:sz w:val="24"/>
+        </w:rPr>
+        <w:t>* славним воскресі</w:t>
+      </w:r>
+      <w:r>
+        <w:rPr>
+          <w:rFonts w:ascii="Times New Roman" w:hAnsi="Times New Roman"/>
+          <w:sz w:val="24"/>
+        </w:rPr>
+        <w:t>нням своїм.</w:t>
+      </w:r>
+    </w:p>
+    <w:p>
+      <w:pPr/>
+      <w:r>
+        <w:rPr>
+          <w:rFonts w:ascii="Times New Roman" w:hAnsi="Times New Roman"/>
+          <w:i/>
+          <w:color w:val="FF0000"/>
+          <w:sz w:val="24"/>
+        </w:rPr>
+        <w:t>Тропар (г. 4):</w:t>
+      </w:r>
+      <w:r>
+        <w:rPr>
+          <w:rFonts w:ascii="Times New Roman" w:hAnsi="Times New Roman"/>
+          <w:color w:val="FF0000"/>
+          <w:sz w:val="24"/>
+        </w:rPr>
+        <w:t xml:space="preserve"> </w:t>
+      </w:r>
+      <w:r>
+        <w:rPr>
+          <w:rFonts w:ascii="Times New Roman" w:hAnsi="Times New Roman"/>
+          <w:color w:val="000000"/>
+          <w:sz w:val="24"/>
+        </w:rPr>
+        <w:t xml:space="preserve">Мученики Твої, Господи,* у стражданнях своїх прийняли вінець нетлінний від Тебе, Бога нашого,* мавши бо кріпость Твою, вони мучителів подолали,* сокрушили і демонів зухвальства безсильні.* Їх </w:t>
+      </w:r>
+      <w:r>
+        <w:rPr>
+          <w:rFonts w:ascii="Times New Roman" w:hAnsi="Times New Roman"/>
+          <w:color w:val="000000"/>
+          <w:sz w:val="24"/>
+        </w:rPr>
+        <w:t>молитвами спаси душі наші.</w:t>
+      </w:r>
+    </w:p>
+    <w:p>
+      <w:pPr/>
+      <w:r>
+        <w:rPr>
+          <w:b/>
+        </w:rPr>
+        <w:t xml:space="preserve">І нині: </w:t>
+      </w:r>
+      <w:r>
+        <w:rPr/>
+        <w:t>богородичний</w:t>
+      </w:r>
+    </w:p>
+    <w:p>
       <w:pPr>
         <w:pStyle w:val="Heading3"/>
         <w:spacing w:after="120" w:before="0" w:lineRule="auto"/>
@@ -22992,6 +23566,88 @@
       </w:r>
     </w:p>
     <w:p>
+      <w:pPr/>
+      <w:r>
+        <w:rPr>
+          <w:rFonts w:ascii="Times New Roman" w:hAnsi="Times New Roman"/>
+          <w:i/>
+          <w:color w:val="FF0000"/>
+          <w:sz w:val="24"/>
+        </w:rPr>
+        <w:t>Тропар (г. 5):</w:t>
+      </w:r>
+      <w:r>
+        <w:rPr>
+          <w:rFonts w:ascii="Times New Roman" w:hAnsi="Times New Roman"/>
+          <w:sz w:val="24"/>
+        </w:rPr>
+        <w:t xml:space="preserve"> Собезначальне Слово Отцю і Духові, * від Діви роджене на спасення наше, * оспіваймо, вірні, і поклонімся, * бо благоволив плоттю зійти на хрест * і смерть перетерпіти, і воскресити умерлих </w:t>
+      </w:r>
+      <w:r>
+        <w:rPr>
+          <w:rFonts w:ascii="Times New Roman" w:hAnsi="Times New Roman"/>
+          <w:sz w:val="24"/>
+        </w:rPr>
+        <w:t>* славним воскресі</w:t>
+      </w:r>
+      <w:r>
+        <w:rPr>
+          <w:rFonts w:ascii="Times New Roman" w:hAnsi="Times New Roman"/>
+          <w:sz w:val="24"/>
+        </w:rPr>
+        <w:t>нням своїм.</w:t>
+      </w:r>
+    </w:p>
+    <w:p>
+      <w:pPr/>
+      <w:r>
+        <w:rPr>
+          <w:rFonts w:ascii="Times New Roman" w:hAnsi="Times New Roman"/>
+          <w:i/>
+          <w:color w:val="FF0000"/>
+          <w:sz w:val="24"/>
+        </w:rPr>
+        <w:t>Тропар (г. 4):</w:t>
+      </w:r>
+      <w:r>
+        <w:rPr>
+          <w:rFonts w:ascii="Times New Roman" w:hAnsi="Times New Roman"/>
+          <w:color w:val="FF0000"/>
+          <w:sz w:val="24"/>
+        </w:rPr>
+        <w:t xml:space="preserve"> </w:t>
+      </w:r>
+      <w:r>
+        <w:rPr>
+          <w:rFonts w:ascii="Times New Roman" w:hAnsi="Times New Roman"/>
+          <w:color w:val="000000"/>
+          <w:sz w:val="24"/>
+        </w:rPr>
+        <w:t xml:space="preserve">Мученики Твої, Господи,* у стражданнях своїх прийняли вінець нетлінний від Тебе, Бога нашого,* мавши бо кріпость Твою, вони мучителів подолали,* сокрушили і демонів зухвальства безсильні.* Їх </w:t>
+      </w:r>
+      <w:r>
+        <w:rPr>
+          <w:rFonts w:ascii="Times New Roman" w:hAnsi="Times New Roman"/>
+          <w:color w:val="000000"/>
+          <w:sz w:val="24"/>
+        </w:rPr>
+        <w:t>молитвами спаси душі наші.</w:t>
+      </w:r>
+    </w:p>
+    <w:p>
+      <w:pPr/>
+      <w:r>
+        <w:rPr>
+          <w:b/>
+        </w:rPr>
+        <w:t xml:space="preserve">І нині: </w:t>
+      </w:r>
+      <w:r>
+        <w:rPr/>
+        <w:t>богородичний</w:t>
+      </w:r>
+    </w:p>
+    <w:p>
       <w:pPr>
         <w:pStyle w:val="Heading3"/>
         <w:spacing w:after="120" w:before="0" w:lineRule="auto"/>
@@ -24439,6 +25095,88 @@
         <w:rPr>
           <w:rtl w:val="0"/>
         </w:rPr>
+      </w:r>
+    </w:p>
+    <w:p>
+      <w:pPr/>
+      <w:r>
+        <w:rPr>
+          <w:rFonts w:ascii="Times New Roman" w:hAnsi="Times New Roman"/>
+          <w:i/>
+          <w:color w:val="FF0000"/>
+          <w:sz w:val="24"/>
+        </w:rPr>
+        <w:t>Тропар (г. 5):</w:t>
+      </w:r>
+      <w:r>
+        <w:rPr>
+          <w:rFonts w:ascii="Times New Roman" w:hAnsi="Times New Roman"/>
+          <w:sz w:val="24"/>
+        </w:rPr>
+        <w:t xml:space="preserve"> Собезначальне Слово Отцю і Духові, * від Діви роджене на спасення наше, * оспіваймо, вірні, і поклонімся, * бо благоволив плоттю зійти на хрест * і смерть перетерпіти, і воскресити умерлих </w:t>
+      </w:r>
+      <w:r>
+        <w:rPr>
+          <w:rFonts w:ascii="Times New Roman" w:hAnsi="Times New Roman"/>
+          <w:sz w:val="24"/>
+        </w:rPr>
+        <w:t>* славним воскресі</w:t>
+      </w:r>
+      <w:r>
+        <w:rPr>
+          <w:rFonts w:ascii="Times New Roman" w:hAnsi="Times New Roman"/>
+          <w:sz w:val="24"/>
+        </w:rPr>
+        <w:t>нням своїм.</w:t>
+      </w:r>
+    </w:p>
+    <w:p>
+      <w:pPr/>
+      <w:r>
+        <w:rPr>
+          <w:rFonts w:ascii="Times New Roman" w:hAnsi="Times New Roman"/>
+          <w:i/>
+          <w:color w:val="FF0000"/>
+          <w:sz w:val="24"/>
+        </w:rPr>
+        <w:t>Тропар (г. 4):</w:t>
+      </w:r>
+      <w:r>
+        <w:rPr>
+          <w:rFonts w:ascii="Times New Roman" w:hAnsi="Times New Roman"/>
+          <w:color w:val="FF0000"/>
+          <w:sz w:val="24"/>
+        </w:rPr>
+        <w:t xml:space="preserve"> </w:t>
+      </w:r>
+      <w:r>
+        <w:rPr>
+          <w:rFonts w:ascii="Times New Roman" w:hAnsi="Times New Roman"/>
+          <w:color w:val="000000"/>
+          <w:sz w:val="24"/>
+        </w:rPr>
+        <w:t xml:space="preserve">Мученики Твої, Господи,* у стражданнях своїх прийняли вінець нетлінний від Тебе, Бога нашого,* мавши бо кріпость Твою, вони мучителів подолали,* сокрушили і демонів зухвальства безсильні.* Їх </w:t>
+      </w:r>
+      <w:r>
+        <w:rPr>
+          <w:rFonts w:ascii="Times New Roman" w:hAnsi="Times New Roman"/>
+          <w:color w:val="000000"/>
+          <w:sz w:val="24"/>
+        </w:rPr>
+        <w:t>молитвами спаси душі наші.</w:t>
+      </w:r>
+    </w:p>
+    <w:p>
+      <w:pPr/>
+      <w:r>
+        <w:rPr>
+          <w:b/>
+        </w:rPr>
+        <w:t xml:space="preserve">І нині: </w:t>
+      </w:r>
+      <w:r>
+        <w:rPr/>
+        <w:t>богородичний</w:t>
       </w:r>
     </w:p>
     <w:p>

--- a/flow/20230914_vu_template/drafts/2023-11-u/05-НД-Гл.5-мчч.Галактіона і Епістими.docx
+++ b/flow/20230914_vu_template/drafts/2023-11-u/05-НД-Гл.5-мчч.Галактіона і Епістими.docx
@@ -7754,88 +7754,6 @@
       </w:r>
     </w:p>
     <w:p>
-      <w:pPr/>
-      <w:r>
-        <w:rPr>
-          <w:rFonts w:ascii="Times New Roman" w:hAnsi="Times New Roman"/>
-          <w:i/>
-          <w:color w:val="FF0000"/>
-          <w:sz w:val="24"/>
-        </w:rPr>
-        <w:t>Тропар (г. 5):</w:t>
-      </w:r>
-      <w:r>
-        <w:rPr>
-          <w:rFonts w:ascii="Times New Roman" w:hAnsi="Times New Roman"/>
-          <w:sz w:val="24"/>
-        </w:rPr>
-        <w:t xml:space="preserve"> Собезначальне Слово Отцю і Духові, * від Діви роджене на спасення наше, * оспіваймо, вірні, і поклонімся, * бо благоволив плоттю зійти на хрест * і смерть перетерпіти, і воскресити умерлих </w:t>
-      </w:r>
-      <w:r>
-        <w:rPr>
-          <w:rFonts w:ascii="Times New Roman" w:hAnsi="Times New Roman"/>
-          <w:sz w:val="24"/>
-        </w:rPr>
-        <w:t>* славним воскресі</w:t>
-      </w:r>
-      <w:r>
-        <w:rPr>
-          <w:rFonts w:ascii="Times New Roman" w:hAnsi="Times New Roman"/>
-          <w:sz w:val="24"/>
-        </w:rPr>
-        <w:t>нням своїм.</w:t>
-      </w:r>
-    </w:p>
-    <w:p>
-      <w:pPr/>
-      <w:r>
-        <w:rPr>
-          <w:rFonts w:ascii="Times New Roman" w:hAnsi="Times New Roman"/>
-          <w:i/>
-          <w:color w:val="FF0000"/>
-          <w:sz w:val="24"/>
-        </w:rPr>
-        <w:t>Тропар (г. 4):</w:t>
-      </w:r>
-      <w:r>
-        <w:rPr>
-          <w:rFonts w:ascii="Times New Roman" w:hAnsi="Times New Roman"/>
-          <w:color w:val="FF0000"/>
-          <w:sz w:val="24"/>
-        </w:rPr>
-        <w:t xml:space="preserve"> </w:t>
-      </w:r>
-      <w:r>
-        <w:rPr>
-          <w:rFonts w:ascii="Times New Roman" w:hAnsi="Times New Roman"/>
-          <w:color w:val="000000"/>
-          <w:sz w:val="24"/>
-        </w:rPr>
-        <w:t xml:space="preserve">Мученики Твої, Господи,* у стражданнях своїх прийняли вінець нетлінний від Тебе, Бога нашого,* мавши бо кріпость Твою, вони мучителів подолали,* сокрушили і демонів зухвальства безсильні.* Їх </w:t>
-      </w:r>
-      <w:r>
-        <w:rPr>
-          <w:rFonts w:ascii="Times New Roman" w:hAnsi="Times New Roman"/>
-          <w:color w:val="000000"/>
-          <w:sz w:val="24"/>
-        </w:rPr>
-        <w:t>молитвами спаси душі наші.</w:t>
-      </w:r>
-    </w:p>
-    <w:p>
-      <w:pPr/>
-      <w:r>
-        <w:rPr>
-          <w:b/>
-        </w:rPr>
-        <w:t xml:space="preserve">І нині: </w:t>
-      </w:r>
-      <w:r>
-        <w:rPr/>
-        <w:t>богородичний</w:t>
-      </w:r>
-    </w:p>
-    <w:p>
       <w:pPr>
         <w:pStyle w:val="Heading2"/>
         <w:spacing w:after="120" w:before="0" w:lineRule="auto"/>
@@ -12733,88 +12651,6 @@
       </w:r>
     </w:p>
     <w:p>
-      <w:pPr/>
-      <w:r>
-        <w:rPr>
-          <w:rFonts w:ascii="Times New Roman" w:hAnsi="Times New Roman"/>
-          <w:i/>
-          <w:color w:val="FF0000"/>
-          <w:sz w:val="24"/>
-        </w:rPr>
-        <w:t>Тропар (г. 5):</w:t>
-      </w:r>
-      <w:r>
-        <w:rPr>
-          <w:rFonts w:ascii="Times New Roman" w:hAnsi="Times New Roman"/>
-          <w:sz w:val="24"/>
-        </w:rPr>
-        <w:t xml:space="preserve"> Собезначальне Слово Отцю і Духові, * від Діви роджене на спасення наше, * оспіваймо, вірні, і поклонімся, * бо благоволив плоттю зійти на хрест * і смерть перетерпіти, і воскресити умерлих </w:t>
-      </w:r>
-      <w:r>
-        <w:rPr>
-          <w:rFonts w:ascii="Times New Roman" w:hAnsi="Times New Roman"/>
-          <w:sz w:val="24"/>
-        </w:rPr>
-        <w:t>* славним воскресі</w:t>
-      </w:r>
-      <w:r>
-        <w:rPr>
-          <w:rFonts w:ascii="Times New Roman" w:hAnsi="Times New Roman"/>
-          <w:sz w:val="24"/>
-        </w:rPr>
-        <w:t>нням своїм.</w:t>
-      </w:r>
-    </w:p>
-    <w:p>
-      <w:pPr/>
-      <w:r>
-        <w:rPr>
-          <w:rFonts w:ascii="Times New Roman" w:hAnsi="Times New Roman"/>
-          <w:i/>
-          <w:color w:val="FF0000"/>
-          <w:sz w:val="24"/>
-        </w:rPr>
-        <w:t>Тропар (г. 4):</w:t>
-      </w:r>
-      <w:r>
-        <w:rPr>
-          <w:rFonts w:ascii="Times New Roman" w:hAnsi="Times New Roman"/>
-          <w:color w:val="FF0000"/>
-          <w:sz w:val="24"/>
-        </w:rPr>
-        <w:t xml:space="preserve"> </w:t>
-      </w:r>
-      <w:r>
-        <w:rPr>
-          <w:rFonts w:ascii="Times New Roman" w:hAnsi="Times New Roman"/>
-          <w:color w:val="000000"/>
-          <w:sz w:val="24"/>
-        </w:rPr>
-        <w:t xml:space="preserve">Мученики Твої, Господи,* у стражданнях своїх прийняли вінець нетлінний від Тебе, Бога нашого,* мавши бо кріпость Твою, вони мучителів подолали,* сокрушили і демонів зухвальства безсильні.* Їх </w:t>
-      </w:r>
-      <w:r>
-        <w:rPr>
-          <w:rFonts w:ascii="Times New Roman" w:hAnsi="Times New Roman"/>
-          <w:color w:val="000000"/>
-          <w:sz w:val="24"/>
-        </w:rPr>
-        <w:t>молитвами спаси душі наші.</w:t>
-      </w:r>
-    </w:p>
-    <w:p>
-      <w:pPr/>
-      <w:r>
-        <w:rPr>
-          <w:b/>
-        </w:rPr>
-        <w:t xml:space="preserve">І нині: </w:t>
-      </w:r>
-      <w:r>
-        <w:rPr/>
-        <w:t>богородичний</w:t>
-      </w:r>
-    </w:p>
-    <w:p>
       <w:pPr>
         <w:pStyle w:val="Heading3"/>
         <w:spacing w:after="120" w:before="0" w:lineRule="auto"/>
@@ -13306,88 +13142,6 @@
         <w:rPr>
           <w:rtl w:val="0"/>
         </w:rPr>
-      </w:r>
-    </w:p>
-    <w:p>
-      <w:pPr/>
-      <w:r>
-        <w:rPr>
-          <w:rFonts w:ascii="Times New Roman" w:hAnsi="Times New Roman"/>
-          <w:i/>
-          <w:color w:val="FF0000"/>
-          <w:sz w:val="24"/>
-        </w:rPr>
-        <w:t>Тропар (г. 5):</w:t>
-      </w:r>
-      <w:r>
-        <w:rPr>
-          <w:rFonts w:ascii="Times New Roman" w:hAnsi="Times New Roman"/>
-          <w:sz w:val="24"/>
-        </w:rPr>
-        <w:t xml:space="preserve"> Собезначальне Слово Отцю і Духові, * від Діви роджене на спасення наше, * оспіваймо, вірні, і поклонімся, * бо благоволив плоттю зійти на хрест * і смерть перетерпіти, і воскресити умерлих </w:t>
-      </w:r>
-      <w:r>
-        <w:rPr>
-          <w:rFonts w:ascii="Times New Roman" w:hAnsi="Times New Roman"/>
-          <w:sz w:val="24"/>
-        </w:rPr>
-        <w:t>* славним воскресі</w:t>
-      </w:r>
-      <w:r>
-        <w:rPr>
-          <w:rFonts w:ascii="Times New Roman" w:hAnsi="Times New Roman"/>
-          <w:sz w:val="24"/>
-        </w:rPr>
-        <w:t>нням своїм.</w:t>
-      </w:r>
-    </w:p>
-    <w:p>
-      <w:pPr/>
-      <w:r>
-        <w:rPr>
-          <w:rFonts w:ascii="Times New Roman" w:hAnsi="Times New Roman"/>
-          <w:i/>
-          <w:color w:val="FF0000"/>
-          <w:sz w:val="24"/>
-        </w:rPr>
-        <w:t>Тропар (г. 4):</w:t>
-      </w:r>
-      <w:r>
-        <w:rPr>
-          <w:rFonts w:ascii="Times New Roman" w:hAnsi="Times New Roman"/>
-          <w:color w:val="FF0000"/>
-          <w:sz w:val="24"/>
-        </w:rPr>
-        <w:t xml:space="preserve"> </w:t>
-      </w:r>
-      <w:r>
-        <w:rPr>
-          <w:rFonts w:ascii="Times New Roman" w:hAnsi="Times New Roman"/>
-          <w:color w:val="000000"/>
-          <w:sz w:val="24"/>
-        </w:rPr>
-        <w:t xml:space="preserve">Мученики Твої, Господи,* у стражданнях своїх прийняли вінець нетлінний від Тебе, Бога нашого,* мавши бо кріпость Твою, вони мучителів подолали,* сокрушили і демонів зухвальства безсильні.* Їх </w:t>
-      </w:r>
-      <w:r>
-        <w:rPr>
-          <w:rFonts w:ascii="Times New Roman" w:hAnsi="Times New Roman"/>
-          <w:color w:val="000000"/>
-          <w:sz w:val="24"/>
-        </w:rPr>
-        <w:t>молитвами спаси душі наші.</w:t>
-      </w:r>
-    </w:p>
-    <w:p>
-      <w:pPr/>
-      <w:r>
-        <w:rPr>
-          <w:b/>
-        </w:rPr>
-        <w:t xml:space="preserve">І нині: </w:t>
-      </w:r>
-      <w:r>
-        <w:rPr/>
-        <w:t>богородичний</w:t>
       </w:r>
     </w:p>
     <w:p>
@@ -14750,88 +14504,6 @@
       </w:r>
     </w:p>
     <w:p>
-      <w:pPr/>
-      <w:r>
-        <w:rPr>
-          <w:rFonts w:ascii="Times New Roman" w:hAnsi="Times New Roman"/>
-          <w:i/>
-          <w:color w:val="FF0000"/>
-          <w:sz w:val="24"/>
-        </w:rPr>
-        <w:t>Тропар (г. 5):</w:t>
-      </w:r>
-      <w:r>
-        <w:rPr>
-          <w:rFonts w:ascii="Times New Roman" w:hAnsi="Times New Roman"/>
-          <w:sz w:val="24"/>
-        </w:rPr>
-        <w:t xml:space="preserve"> Собезначальне Слово Отцю і Духові, * від Діви роджене на спасення наше, * оспіваймо, вірні, і поклонімся, * бо благоволив плоттю зійти на хрест * і смерть перетерпіти, і воскресити умерлих </w:t>
-      </w:r>
-      <w:r>
-        <w:rPr>
-          <w:rFonts w:ascii="Times New Roman" w:hAnsi="Times New Roman"/>
-          <w:sz w:val="24"/>
-        </w:rPr>
-        <w:t>* славним воскресі</w:t>
-      </w:r>
-      <w:r>
-        <w:rPr>
-          <w:rFonts w:ascii="Times New Roman" w:hAnsi="Times New Roman"/>
-          <w:sz w:val="24"/>
-        </w:rPr>
-        <w:t>нням своїм.</w:t>
-      </w:r>
-    </w:p>
-    <w:p>
-      <w:pPr/>
-      <w:r>
-        <w:rPr>
-          <w:rFonts w:ascii="Times New Roman" w:hAnsi="Times New Roman"/>
-          <w:i/>
-          <w:color w:val="FF0000"/>
-          <w:sz w:val="24"/>
-        </w:rPr>
-        <w:t>Тропар (г. 4):</w:t>
-      </w:r>
-      <w:r>
-        <w:rPr>
-          <w:rFonts w:ascii="Times New Roman" w:hAnsi="Times New Roman"/>
-          <w:color w:val="FF0000"/>
-          <w:sz w:val="24"/>
-        </w:rPr>
-        <w:t xml:space="preserve"> </w:t>
-      </w:r>
-      <w:r>
-        <w:rPr>
-          <w:rFonts w:ascii="Times New Roman" w:hAnsi="Times New Roman"/>
-          <w:color w:val="000000"/>
-          <w:sz w:val="24"/>
-        </w:rPr>
-        <w:t xml:space="preserve">Мученики Твої, Господи,* у стражданнях своїх прийняли вінець нетлінний від Тебе, Бога нашого,* мавши бо кріпость Твою, вони мучителів подолали,* сокрушили і демонів зухвальства безсильні.* Їх </w:t>
-      </w:r>
-      <w:r>
-        <w:rPr>
-          <w:rFonts w:ascii="Times New Roman" w:hAnsi="Times New Roman"/>
-          <w:color w:val="000000"/>
-          <w:sz w:val="24"/>
-        </w:rPr>
-        <w:t>молитвами спаси душі наші.</w:t>
-      </w:r>
-    </w:p>
-    <w:p>
-      <w:pPr/>
-      <w:r>
-        <w:rPr>
-          <w:b/>
-        </w:rPr>
-        <w:t xml:space="preserve">І нині: </w:t>
-      </w:r>
-      <w:r>
-        <w:rPr/>
-        <w:t>богородичний</w:t>
-      </w:r>
-    </w:p>
-    <w:p>
       <w:pPr>
         <w:pStyle w:val="Heading3"/>
         <w:spacing w:after="120" w:before="0" w:lineRule="auto"/>
@@ -18308,88 +17980,6 @@
       </w:r>
     </w:p>
     <w:p>
-      <w:pPr/>
-      <w:r>
-        <w:rPr>
-          <w:rFonts w:ascii="Times New Roman" w:hAnsi="Times New Roman"/>
-          <w:i/>
-          <w:color w:val="FF0000"/>
-          <w:sz w:val="24"/>
-        </w:rPr>
-        <w:t>Тропар (г. 5):</w:t>
-      </w:r>
-      <w:r>
-        <w:rPr>
-          <w:rFonts w:ascii="Times New Roman" w:hAnsi="Times New Roman"/>
-          <w:sz w:val="24"/>
-        </w:rPr>
-        <w:t xml:space="preserve"> Собезначальне Слово Отцю і Духові, * від Діви роджене на спасення наше, * оспіваймо, вірні, і поклонімся, * бо благоволив плоттю зійти на хрест * і смерть перетерпіти, і воскресити умерлих </w:t>
-      </w:r>
-      <w:r>
-        <w:rPr>
-          <w:rFonts w:ascii="Times New Roman" w:hAnsi="Times New Roman"/>
-          <w:sz w:val="24"/>
-        </w:rPr>
-        <w:t>* славним воскресі</w:t>
-      </w:r>
-      <w:r>
-        <w:rPr>
-          <w:rFonts w:ascii="Times New Roman" w:hAnsi="Times New Roman"/>
-          <w:sz w:val="24"/>
-        </w:rPr>
-        <w:t>нням своїм.</w:t>
-      </w:r>
-    </w:p>
-    <w:p>
-      <w:pPr/>
-      <w:r>
-        <w:rPr>
-          <w:rFonts w:ascii="Times New Roman" w:hAnsi="Times New Roman"/>
-          <w:i/>
-          <w:color w:val="FF0000"/>
-          <w:sz w:val="24"/>
-        </w:rPr>
-        <w:t>Тропар (г. 4):</w:t>
-      </w:r>
-      <w:r>
-        <w:rPr>
-          <w:rFonts w:ascii="Times New Roman" w:hAnsi="Times New Roman"/>
-          <w:color w:val="FF0000"/>
-          <w:sz w:val="24"/>
-        </w:rPr>
-        <w:t xml:space="preserve"> </w:t>
-      </w:r>
-      <w:r>
-        <w:rPr>
-          <w:rFonts w:ascii="Times New Roman" w:hAnsi="Times New Roman"/>
-          <w:color w:val="000000"/>
-          <w:sz w:val="24"/>
-        </w:rPr>
-        <w:t xml:space="preserve">Мученики Твої, Господи,* у стражданнях своїх прийняли вінець нетлінний від Тебе, Бога нашого,* мавши бо кріпость Твою, вони мучителів подолали,* сокрушили і демонів зухвальства безсильні.* Їх </w:t>
-      </w:r>
-      <w:r>
-        <w:rPr>
-          <w:rFonts w:ascii="Times New Roman" w:hAnsi="Times New Roman"/>
-          <w:color w:val="000000"/>
-          <w:sz w:val="24"/>
-        </w:rPr>
-        <w:t>молитвами спаси душі наші.</w:t>
-      </w:r>
-    </w:p>
-    <w:p>
-      <w:pPr/>
-      <w:r>
-        <w:rPr>
-          <w:b/>
-        </w:rPr>
-        <w:t xml:space="preserve">І нині: </w:t>
-      </w:r>
-      <w:r>
-        <w:rPr/>
-        <w:t>богородичний</w:t>
-      </w:r>
-    </w:p>
-    <w:p>
       <w:pPr>
         <w:pStyle w:val="Heading3"/>
         <w:spacing w:after="120" w:before="0" w:lineRule="auto"/>
@@ -19461,88 +19051,6 @@
         <w:rPr>
           <w:rtl w:val="0"/>
         </w:rPr>
-      </w:r>
-    </w:p>
-    <w:p>
-      <w:pPr/>
-      <w:r>
-        <w:rPr>
-          <w:rFonts w:ascii="Times New Roman" w:hAnsi="Times New Roman"/>
-          <w:i/>
-          <w:color w:val="FF0000"/>
-          <w:sz w:val="24"/>
-        </w:rPr>
-        <w:t>Тропар (г. 5):</w:t>
-      </w:r>
-      <w:r>
-        <w:rPr>
-          <w:rFonts w:ascii="Times New Roman" w:hAnsi="Times New Roman"/>
-          <w:sz w:val="24"/>
-        </w:rPr>
-        <w:t xml:space="preserve"> Собезначальне Слово Отцю і Духові, * від Діви роджене на спасення наше, * оспіваймо, вірні, і поклонімся, * бо благоволив плоттю зійти на хрест * і смерть перетерпіти, і воскресити умерлих </w:t>
-      </w:r>
-      <w:r>
-        <w:rPr>
-          <w:rFonts w:ascii="Times New Roman" w:hAnsi="Times New Roman"/>
-          <w:sz w:val="24"/>
-        </w:rPr>
-        <w:t>* славним воскресі</w:t>
-      </w:r>
-      <w:r>
-        <w:rPr>
-          <w:rFonts w:ascii="Times New Roman" w:hAnsi="Times New Roman"/>
-          <w:sz w:val="24"/>
-        </w:rPr>
-        <w:t>нням своїм.</w:t>
-      </w:r>
-    </w:p>
-    <w:p>
-      <w:pPr/>
-      <w:r>
-        <w:rPr>
-          <w:rFonts w:ascii="Times New Roman" w:hAnsi="Times New Roman"/>
-          <w:i/>
-          <w:color w:val="FF0000"/>
-          <w:sz w:val="24"/>
-        </w:rPr>
-        <w:t>Тропар (г. 4):</w:t>
-      </w:r>
-      <w:r>
-        <w:rPr>
-          <w:rFonts w:ascii="Times New Roman" w:hAnsi="Times New Roman"/>
-          <w:color w:val="FF0000"/>
-          <w:sz w:val="24"/>
-        </w:rPr>
-        <w:t xml:space="preserve"> </w:t>
-      </w:r>
-      <w:r>
-        <w:rPr>
-          <w:rFonts w:ascii="Times New Roman" w:hAnsi="Times New Roman"/>
-          <w:color w:val="000000"/>
-          <w:sz w:val="24"/>
-        </w:rPr>
-        <w:t xml:space="preserve">Мученики Твої, Господи,* у стражданнях своїх прийняли вінець нетлінний від Тебе, Бога нашого,* мавши бо кріпость Твою, вони мучителів подолали,* сокрушили і демонів зухвальства безсильні.* Їх </w:t>
-      </w:r>
-      <w:r>
-        <w:rPr>
-          <w:rFonts w:ascii="Times New Roman" w:hAnsi="Times New Roman"/>
-          <w:color w:val="000000"/>
-          <w:sz w:val="24"/>
-        </w:rPr>
-        <w:t>молитвами спаси душі наші.</w:t>
-      </w:r>
-    </w:p>
-    <w:p>
-      <w:pPr/>
-      <w:r>
-        <w:rPr>
-          <w:b/>
-        </w:rPr>
-        <w:t xml:space="preserve">І нині: </w:t>
-      </w:r>
-      <w:r>
-        <w:rPr/>
-        <w:t>богородичний</w:t>
       </w:r>
     </w:p>
     <w:p>
@@ -20972,88 +20480,6 @@
       </w:r>
     </w:p>
     <w:p>
-      <w:pPr/>
-      <w:r>
-        <w:rPr>
-          <w:rFonts w:ascii="Times New Roman" w:hAnsi="Times New Roman"/>
-          <w:i/>
-          <w:color w:val="FF0000"/>
-          <w:sz w:val="24"/>
-        </w:rPr>
-        <w:t>Тропар (г. 5):</w:t>
-      </w:r>
-      <w:r>
-        <w:rPr>
-          <w:rFonts w:ascii="Times New Roman" w:hAnsi="Times New Roman"/>
-          <w:sz w:val="24"/>
-        </w:rPr>
-        <w:t xml:space="preserve"> Собезначальне Слово Отцю і Духові, * від Діви роджене на спасення наше, * оспіваймо, вірні, і поклонімся, * бо благоволив плоттю зійти на хрест * і смерть перетерпіти, і воскресити умерлих </w:t>
-      </w:r>
-      <w:r>
-        <w:rPr>
-          <w:rFonts w:ascii="Times New Roman" w:hAnsi="Times New Roman"/>
-          <w:sz w:val="24"/>
-        </w:rPr>
-        <w:t>* славним воскресі</w:t>
-      </w:r>
-      <w:r>
-        <w:rPr>
-          <w:rFonts w:ascii="Times New Roman" w:hAnsi="Times New Roman"/>
-          <w:sz w:val="24"/>
-        </w:rPr>
-        <w:t>нням своїм.</w:t>
-      </w:r>
-    </w:p>
-    <w:p>
-      <w:pPr/>
-      <w:r>
-        <w:rPr>
-          <w:rFonts w:ascii="Times New Roman" w:hAnsi="Times New Roman"/>
-          <w:i/>
-          <w:color w:val="FF0000"/>
-          <w:sz w:val="24"/>
-        </w:rPr>
-        <w:t>Тропар (г. 4):</w:t>
-      </w:r>
-      <w:r>
-        <w:rPr>
-          <w:rFonts w:ascii="Times New Roman" w:hAnsi="Times New Roman"/>
-          <w:color w:val="FF0000"/>
-          <w:sz w:val="24"/>
-        </w:rPr>
-        <w:t xml:space="preserve"> </w:t>
-      </w:r>
-      <w:r>
-        <w:rPr>
-          <w:rFonts w:ascii="Times New Roman" w:hAnsi="Times New Roman"/>
-          <w:color w:val="000000"/>
-          <w:sz w:val="24"/>
-        </w:rPr>
-        <w:t xml:space="preserve">Мученики Твої, Господи,* у стражданнях своїх прийняли вінець нетлінний від Тебе, Бога нашого,* мавши бо кріпость Твою, вони мучителів подолали,* сокрушили і демонів зухвальства безсильні.* Їх </w:t>
-      </w:r>
-      <w:r>
-        <w:rPr>
-          <w:rFonts w:ascii="Times New Roman" w:hAnsi="Times New Roman"/>
-          <w:color w:val="000000"/>
-          <w:sz w:val="24"/>
-        </w:rPr>
-        <w:t>молитвами спаси душі наші.</w:t>
-      </w:r>
-    </w:p>
-    <w:p>
-      <w:pPr/>
-      <w:r>
-        <w:rPr>
-          <w:b/>
-        </w:rPr>
-        <w:t xml:space="preserve">І нині: </w:t>
-      </w:r>
-      <w:r>
-        <w:rPr/>
-        <w:t>богородичний</w:t>
-      </w:r>
-    </w:p>
-    <w:p>
       <w:pPr>
         <w:pStyle w:val="Heading3"/>
         <w:spacing w:after="120" w:before="0" w:lineRule="auto"/>
@@ -23566,88 +22992,6 @@
       </w:r>
     </w:p>
     <w:p>
-      <w:pPr/>
-      <w:r>
-        <w:rPr>
-          <w:rFonts w:ascii="Times New Roman" w:hAnsi="Times New Roman"/>
-          <w:i/>
-          <w:color w:val="FF0000"/>
-          <w:sz w:val="24"/>
-        </w:rPr>
-        <w:t>Тропар (г. 5):</w:t>
-      </w:r>
-      <w:r>
-        <w:rPr>
-          <w:rFonts w:ascii="Times New Roman" w:hAnsi="Times New Roman"/>
-          <w:sz w:val="24"/>
-        </w:rPr>
-        <w:t xml:space="preserve"> Собезначальне Слово Отцю і Духові, * від Діви роджене на спасення наше, * оспіваймо, вірні, і поклонімся, * бо благоволив плоттю зійти на хрест * і смерть перетерпіти, і воскресити умерлих </w:t>
-      </w:r>
-      <w:r>
-        <w:rPr>
-          <w:rFonts w:ascii="Times New Roman" w:hAnsi="Times New Roman"/>
-          <w:sz w:val="24"/>
-        </w:rPr>
-        <w:t>* славним воскресі</w:t>
-      </w:r>
-      <w:r>
-        <w:rPr>
-          <w:rFonts w:ascii="Times New Roman" w:hAnsi="Times New Roman"/>
-          <w:sz w:val="24"/>
-        </w:rPr>
-        <w:t>нням своїм.</w:t>
-      </w:r>
-    </w:p>
-    <w:p>
-      <w:pPr/>
-      <w:r>
-        <w:rPr>
-          <w:rFonts w:ascii="Times New Roman" w:hAnsi="Times New Roman"/>
-          <w:i/>
-          <w:color w:val="FF0000"/>
-          <w:sz w:val="24"/>
-        </w:rPr>
-        <w:t>Тропар (г. 4):</w:t>
-      </w:r>
-      <w:r>
-        <w:rPr>
-          <w:rFonts w:ascii="Times New Roman" w:hAnsi="Times New Roman"/>
-          <w:color w:val="FF0000"/>
-          <w:sz w:val="24"/>
-        </w:rPr>
-        <w:t xml:space="preserve"> </w:t>
-      </w:r>
-      <w:r>
-        <w:rPr>
-          <w:rFonts w:ascii="Times New Roman" w:hAnsi="Times New Roman"/>
-          <w:color w:val="000000"/>
-          <w:sz w:val="24"/>
-        </w:rPr>
-        <w:t xml:space="preserve">Мученики Твої, Господи,* у стражданнях своїх прийняли вінець нетлінний від Тебе, Бога нашого,* мавши бо кріпость Твою, вони мучителів подолали,* сокрушили і демонів зухвальства безсильні.* Їх </w:t>
-      </w:r>
-      <w:r>
-        <w:rPr>
-          <w:rFonts w:ascii="Times New Roman" w:hAnsi="Times New Roman"/>
-          <w:color w:val="000000"/>
-          <w:sz w:val="24"/>
-        </w:rPr>
-        <w:t>молитвами спаси душі наші.</w:t>
-      </w:r>
-    </w:p>
-    <w:p>
-      <w:pPr/>
-      <w:r>
-        <w:rPr>
-          <w:b/>
-        </w:rPr>
-        <w:t xml:space="preserve">І нині: </w:t>
-      </w:r>
-      <w:r>
-        <w:rPr/>
-        <w:t>богородичний</w:t>
-      </w:r>
-    </w:p>
-    <w:p>
       <w:pPr>
         <w:pStyle w:val="Heading3"/>
         <w:spacing w:after="120" w:before="0" w:lineRule="auto"/>
@@ -25095,88 +24439,6 @@
         <w:rPr>
           <w:rtl w:val="0"/>
         </w:rPr>
-      </w:r>
-    </w:p>
-    <w:p>
-      <w:pPr/>
-      <w:r>
-        <w:rPr>
-          <w:rFonts w:ascii="Times New Roman" w:hAnsi="Times New Roman"/>
-          <w:i/>
-          <w:color w:val="FF0000"/>
-          <w:sz w:val="24"/>
-        </w:rPr>
-        <w:t>Тропар (г. 5):</w:t>
-      </w:r>
-      <w:r>
-        <w:rPr>
-          <w:rFonts w:ascii="Times New Roman" w:hAnsi="Times New Roman"/>
-          <w:sz w:val="24"/>
-        </w:rPr>
-        <w:t xml:space="preserve"> Собезначальне Слово Отцю і Духові, * від Діви роджене на спасення наше, * оспіваймо, вірні, і поклонімся, * бо благоволив плоттю зійти на хрест * і смерть перетерпіти, і воскресити умерлих </w:t>
-      </w:r>
-      <w:r>
-        <w:rPr>
-          <w:rFonts w:ascii="Times New Roman" w:hAnsi="Times New Roman"/>
-          <w:sz w:val="24"/>
-        </w:rPr>
-        <w:t>* славним воскресі</w:t>
-      </w:r>
-      <w:r>
-        <w:rPr>
-          <w:rFonts w:ascii="Times New Roman" w:hAnsi="Times New Roman"/>
-          <w:sz w:val="24"/>
-        </w:rPr>
-        <w:t>нням своїм.</w:t>
-      </w:r>
-    </w:p>
-    <w:p>
-      <w:pPr/>
-      <w:r>
-        <w:rPr>
-          <w:rFonts w:ascii="Times New Roman" w:hAnsi="Times New Roman"/>
-          <w:i/>
-          <w:color w:val="FF0000"/>
-          <w:sz w:val="24"/>
-        </w:rPr>
-        <w:t>Тропар (г. 4):</w:t>
-      </w:r>
-      <w:r>
-        <w:rPr>
-          <w:rFonts w:ascii="Times New Roman" w:hAnsi="Times New Roman"/>
-          <w:color w:val="FF0000"/>
-          <w:sz w:val="24"/>
-        </w:rPr>
-        <w:t xml:space="preserve"> </w:t>
-      </w:r>
-      <w:r>
-        <w:rPr>
-          <w:rFonts w:ascii="Times New Roman" w:hAnsi="Times New Roman"/>
-          <w:color w:val="000000"/>
-          <w:sz w:val="24"/>
-        </w:rPr>
-        <w:t xml:space="preserve">Мученики Твої, Господи,* у стражданнях своїх прийняли вінець нетлінний від Тебе, Бога нашого,* мавши бо кріпость Твою, вони мучителів подолали,* сокрушили і демонів зухвальства безсильні.* Їх </w:t>
-      </w:r>
-      <w:r>
-        <w:rPr>
-          <w:rFonts w:ascii="Times New Roman" w:hAnsi="Times New Roman"/>
-          <w:color w:val="000000"/>
-          <w:sz w:val="24"/>
-        </w:rPr>
-        <w:t>молитвами спаси душі наші.</w:t>
-      </w:r>
-    </w:p>
-    <w:p>
-      <w:pPr/>
-      <w:r>
-        <w:rPr>
-          <w:b/>
-        </w:rPr>
-        <w:t xml:space="preserve">І нині: </w:t>
-      </w:r>
-      <w:r>
-        <w:rPr/>
-        <w:t>богородичний</w:t>
       </w:r>
     </w:p>
     <w:p>

--- a/flow/20230914_vu_template/drafts/2023-11-u/05-НД-Гл.5-мчч.Галактіона і Епістими.docx
+++ b/flow/20230914_vu_template/drafts/2023-11-u/05-НД-Гл.5-мчч.Галактіона і Епістими.docx
@@ -4,16 +4,28 @@
   <w:body>
     <w:p>
       <w:r>
+        <w:rPr>
+          <w:rFonts w:ascii="Times New Roman" w:hAnsi="Times New Roman"/>
+          <w:sz w:val="24"/>
+        </w:rPr>
         <w:t>Листопад 5 Неділя</w:t>
       </w:r>
     </w:p>
     <w:p>
       <w:r>
+        <w:rPr>
+          <w:rFonts w:ascii="Times New Roman" w:hAnsi="Times New Roman"/>
+          <w:sz w:val="24"/>
+        </w:rPr>
         <w:t>Неділя ЯКАСЬ ТАМ</w:t>
       </w:r>
     </w:p>
     <w:p>
       <w:r>
+        <w:rPr>
+          <w:rFonts w:ascii="Times New Roman" w:hAnsi="Times New Roman"/>
+          <w:sz w:val="24"/>
+        </w:rPr>
         <w:t>Святих мучеників Галактіона і Єпістими</w:t>
       </w:r>
     </w:p>

--- a/flow/20230914_vu_template/drafts/2023-11-u/05-НД-Гл.5-мчч.Галактіона і Епістими.docx
+++ b/flow/20230914_vu_template/drafts/2023-11-u/05-НД-Гл.5-мчч.Галактіона і Епістими.docx
@@ -17,7 +17,7 @@
           <w:rFonts w:ascii="Times New Roman" w:hAnsi="Times New Roman"/>
           <w:sz w:val="24"/>
         </w:rPr>
-        <w:t>Неділя ЯКАСЬ ТАМ</w:t>
+        <w:t>Неділя 22 по П'ятидесятниці</w:t>
       </w:r>
     </w:p>
     <w:p>
